--- a/klagomål/A 46962-2025 FSC-klagomål.docx
+++ b/klagomål/A 46962-2025 FSC-klagomål.docx
@@ -1223,7 +1223,7 @@
     <w:r>
       <w:tab/>
       <w:tab/>
-      <w:t>2026-04-26</w:t>
+      <w:t>2026-04-27</w:t>
       <w:br/>
       <w:br/>
     </w:r>

--- a/klagomål/A 46962-2025 FSC-klagomål.docx
+++ b/klagomål/A 46962-2025 FSC-klagomål.docx
@@ -1223,7 +1223,7 @@
     <w:r>
       <w:tab/>
       <w:tab/>
-      <w:t>2026-04-27</w:t>
+      <w:t>2026-04-28</w:t>
       <w:br/>
       <w:br/>
     </w:r>

--- a/klagomål/A 46962-2025 FSC-klagomål.docx
+++ b/klagomål/A 46962-2025 FSC-klagomål.docx
@@ -1223,7 +1223,7 @@
     <w:r>
       <w:tab/>
       <w:tab/>
-      <w:t>2026-04-28</w:t>
+      <w:t>2026-04-29</w:t>
       <w:br/>
       <w:br/>
     </w:r>

--- a/klagomål/A 46962-2025 FSC-klagomål.docx
+++ b/klagomål/A 46962-2025 FSC-klagomål.docx
@@ -191,7 +191,7 @@
     </w:p>
     <w:p>
       <w:r>
-        <w:t>I avverkningsanmälan har följande 5 naturvårdsarter hittats: garnlav (NT), spillkråka (NT, §4), talltita (NT, §4), tretåig hackspett (NT, §4) och vedticka (S). Av dessa är 4 rödlistade. För rödlistade arter har rödlistekategorin angivits inom parentes. Arter som är signalarter enligt Skogsstyrelsen har markerats med (S). För fridlysta arter anges även paragrafen i Artskyddsförordningen som arten är fridlyst enligt.</w:t>
+        <w:t>I avverkningsanmälan har följande 12 naturvårdsarter hittats: storspov (EN, §4), garnlav (NT), spillkråka (NT, §4), talltita (NT, §4), tretåig hackspett (NT, §4), ullticka (NT), vedskivlav (NT), violettgrå tagellav (NT), violmussling (NT), nästlav (S), trådticka (S) och vedticka (S). Av dessa är 9 rödlistade. För rödlistade arter har rödlistekategorin angivits inom parentes. Arter som är signalarter enligt Skogsstyrelsen har markerats med (S). För fridlysta arter anges även paragrafen i Artskyddsförordningen som arten är fridlyst enligt.</w:t>
       </w:r>
     </w:p>
     <w:p>
@@ -280,10 +280,10 @@
         <w:rPr>
           <w:b/>
         </w:rPr>
-        <w:t xml:space="preserve">Vedticka </w:t>
-      </w:r>
-      <w:r>
-        <w:t xml:space="preserve">är en bra signalart söder om den naturliga norrlandsgränsen. Den är huvudsakligen knuten till äldre barrskogar där det föreligger långvarig kontinuitet av död barrved. Vedticka är typisk art för </w:t>
+        <w:t>Nästlav</w:t>
+      </w:r>
+      <w:r>
+        <w:t xml:space="preserve"> indikerar söder om den naturliga norrlandsgränsen äldre barrskogsområden med höga naturvärden där andra ovanliga nordliga barrskogsarter kan påträffas. Nästlav är typisk art för </w:t>
       </w:r>
       <w:r>
         <w:rPr>
@@ -293,6 +293,207 @@
       </w:r>
       <w:r>
         <w:t>(Nitare &amp; Skogsstyrelsen, 2019; SLU Artdatabanken, 2025).</w:t>
+      </w:r>
+    </w:p>
+    <w:p>
+      <w:r>
+        <w:rPr>
+          <w:b/>
+        </w:rPr>
+        <w:t xml:space="preserve">Trådticka </w:t>
+      </w:r>
+      <w:r>
+        <w:t xml:space="preserve">är knuten till grova granar i rikare ofta fuktiga miljöer. Den återfinns på både levande och döda träd samt stubbar och nyligen fallna träd. Karaktärsart för äldre fuktiga granskogsbiotoper, och i stor mängd är den en bra signalart för miljöer med andra rödlistade arter. Trådticka är typisk art för </w:t>
+      </w:r>
+      <w:r>
+        <w:rPr>
+          <w:i/>
+        </w:rPr>
+        <w:t xml:space="preserve">9010 Taiga </w:t>
+      </w:r>
+      <w:r>
+        <w:t xml:space="preserve">och </w:t>
+      </w:r>
+      <w:r>
+        <w:rPr>
+          <w:i/>
+        </w:rPr>
+        <w:t xml:space="preserve">9050 Näringsrik granskog </w:t>
+      </w:r>
+      <w:r>
+        <w:t>(SLU Artdatabanken, 2025).</w:t>
+      </w:r>
+    </w:p>
+    <w:p>
+      <w:r>
+        <w:rPr>
+          <w:b/>
+        </w:rPr>
+        <w:t>Ullticka (NT)</w:t>
+      </w:r>
+      <w:r>
+        <w:t xml:space="preserve"> är knuten till restbestånd av barrnaturskog och förekommer med ett tydligt optimum i orörda eller måttligt påverkade gamla granskogar där det föreligger viss kontinuitet av grov död ved. Ullticka är en bra signalart inom hela sitt utbredningsområde och i södra Sverige är den sällsynt och en god signalart för skyddsvärda granskogsmiljöer. Den hotas av avverkning och fragmentering av naturskog och äldre granskog med lång trädkontinuitet. På ullticka kan ibland ulltickeporing (VU) påträffas - det är en sällsynt ticka som nyligen delats upp i de tre olika arterna ulltickeporing </w:t>
+      </w:r>
+      <w:r>
+        <w:rPr>
+          <w:i/>
+        </w:rPr>
+        <w:t xml:space="preserve">Skeletocutis brevispora </w:t>
+      </w:r>
+      <w:r>
+        <w:t>(VU)</w:t>
+      </w:r>
+      <w:r>
+        <w:rPr>
+          <w:i/>
+        </w:rPr>
+        <w:t>, Skeletocutis delicata</w:t>
+      </w:r>
+      <w:r>
+        <w:t xml:space="preserve"> (VU)</w:t>
+      </w:r>
+      <w:r>
+        <w:rPr>
+          <w:i/>
+        </w:rPr>
+        <w:t xml:space="preserve"> och Skeletocutis exilis</w:t>
+      </w:r>
+      <w:r>
+        <w:t xml:space="preserve"> (NT). Ullticka är typisk art för </w:t>
+      </w:r>
+      <w:r>
+        <w:rPr>
+          <w:i/>
+        </w:rPr>
+        <w:t xml:space="preserve">9010 Taiga, 9050 Näringsrik granskog </w:t>
+      </w:r>
+      <w:r>
+        <w:t xml:space="preserve">och </w:t>
+      </w:r>
+      <w:r>
+        <w:rPr>
+          <w:i/>
+        </w:rPr>
+        <w:t>9030 Landhöjningsskog</w:t>
+      </w:r>
+      <w:r>
+        <w:t xml:space="preserve"> (SLU Artdatabanken, 2026; Nitare &amp; Skogsstyrelsen, 2019; Miettinen &amp; Niemelä, 2018).</w:t>
+      </w:r>
+    </w:p>
+    <w:p>
+      <w:r>
+        <w:rPr>
+          <w:b/>
+        </w:rPr>
+        <w:t>Vedskivlav (NT)</w:t>
+      </w:r>
+      <w:r>
+        <w:t xml:space="preserve"> växer på gammal, torr, exponerad, hård kärnved av framförallt tall i naturskogsartade bestånd. Avverkning av tallskog av naturskogskaraktär med spår av återkommande bränder är ett hot. Mängden lämplig ved att växa på för vedskivlav minskar, dels på grund av naturlig nedbrytning men framförallt på grund av att de förstörs i samband med slutavverkningar, gallringar och markberedning. Tall- och blandbarrskogar av naturskogskaraktär med spår av återkommande bränder bör skyddas. Vedskivlav är typisk art för </w:t>
+      </w:r>
+      <w:r>
+        <w:rPr>
+          <w:i/>
+        </w:rPr>
+        <w:t>9010 Taiga</w:t>
+      </w:r>
+      <w:r>
+        <w:t xml:space="preserve"> (SLU Artdatabanken, 2024).</w:t>
+      </w:r>
+    </w:p>
+    <w:p>
+      <w:r>
+        <w:rPr>
+          <w:b/>
+        </w:rPr>
+        <w:t xml:space="preserve">Vedticka </w:t>
+      </w:r>
+      <w:r>
+        <w:t xml:space="preserve">är en bra signalart söder om den naturliga norrlandsgränsen. Den är huvudsakligen knuten till äldre barrskogar där det föreligger långvarig kontinuitet av död barrved. Vedticka är typisk art för </w:t>
+      </w:r>
+      <w:r>
+        <w:rPr>
+          <w:i/>
+        </w:rPr>
+        <w:t xml:space="preserve">9010 Taiga </w:t>
+      </w:r>
+      <w:r>
+        <w:t>(Nitare &amp; Skogsstyrelsen, 2019; SLU Artdatabanken, 2025).</w:t>
+      </w:r>
+    </w:p>
+    <w:p>
+      <w:r>
+        <w:rPr>
+          <w:b/>
+        </w:rPr>
+        <w:t>Violettgrå tagellav (NT)</w:t>
+      </w:r>
+      <w:r>
+        <w:t xml:space="preserve"> växer nästan uteslutande i gamla olikåldriga barrnaturskogar med lång skoglig kontinuitet och är en utmärkt signal på skog med höga naturvärden. Slutavverkning av tidigare aldrig slutavverkad skog (kontinuitetsskog) är det största hotet. Biotopen nyskapas i begränsad omfattning och barrskog äldre än 160 år, där den violettgrå tagellaven huvudsakligen påträffas har minskat med 50% de senaste 50 åren. Lågproduktiv skogsmark där laven förekommer bör undantas från skogsbruk och rika förekomster i äldre granskog bör skyddas. Arten är känslig för uttorkning och det är väsentligt att tillräckligt stora bestånd avsätts. Violettgrå tagellav är typisk art för </w:t>
+      </w:r>
+      <w:r>
+        <w:rPr>
+          <w:i/>
+        </w:rPr>
+        <w:t>9010 Taiga</w:t>
+      </w:r>
+      <w:r>
+        <w:t xml:space="preserve"> (SLU Artdatabanken, 2024; Nitare &amp; Skogsstyrelsen, 2019).</w:t>
+      </w:r>
+    </w:p>
+    <w:p>
+      <w:r>
+        <w:rPr>
+          <w:b/>
+        </w:rPr>
+        <w:t>Violmussling (NT)</w:t>
+      </w:r>
+      <w:r>
+        <w:t xml:space="preserve"> växer på döda, oftast omkullfallna stammar av gran eller tall. De flesta fynden har gjorts i gammal, orörd skog och arten är en mycket god indikator på förekomst av lång skoglig kontinuitet. Platser som hyser stora bestånd av violmussling bör i första hand skyddas och undantas från skogsbruk. Flera sällsynta och mycket sällsynta tickor och skalbaggar är mer eller mindre starkt associerade med violtickor </w:t>
+      </w:r>
+      <w:r>
+        <w:rPr>
+          <w:i/>
+        </w:rPr>
+        <w:t>Trichaptum spp.</w:t>
+      </w:r>
+      <w:r>
+        <w:t xml:space="preserve"> och död ved som först rötats av någon </w:t>
+      </w:r>
+      <w:r>
+        <w:rPr>
+          <w:i/>
+        </w:rPr>
+        <w:t>Trichaptum-art</w:t>
+      </w:r>
+      <w:r>
+        <w:t>. Bland dessa kan nämnas gul mjukporing (CR), lämmelporing (CR), kilporing (VU), parasitporing (VU), gropig brunbagge (NT), gulbandad brunbagge</w:t>
+      </w:r>
+      <w:r>
+        <w:rPr>
+          <w:i/>
+        </w:rPr>
+        <w:t xml:space="preserve"> </w:t>
+      </w:r>
+      <w:r>
+        <w:t>(NT) och brunkantad brunbagge</w:t>
+      </w:r>
+      <w:r>
+        <w:rPr>
+          <w:i/>
+        </w:rPr>
+        <w:t xml:space="preserve"> </w:t>
+      </w:r>
+      <w:r>
+        <w:t xml:space="preserve">(DD). Violmussling är typisk art för </w:t>
+      </w:r>
+      <w:r>
+        <w:rPr>
+          <w:i/>
+        </w:rPr>
+        <w:t>9010 Taiga</w:t>
+      </w:r>
+      <w:r>
+        <w:t xml:space="preserve"> (SLU Artdatabanken, 2026; Nitare &amp; Skogsstyrelsen, 2019).</w:t>
       </w:r>
     </w:p>
     <w:p>
@@ -305,7 +506,7 @@
     </w:p>
     <w:p>
       <w:r>
-        <w:t>Följande fridlysta arter har sina livsmiljöer och växtplatser i den avverkningsanmälda skogen: spillkråka (NT, §4), talltita (NT, §4) och tretåig hackspett (NT, §4).</w:t>
+        <w:t>Följande fridlysta arter har sina livsmiljöer och växtplatser i den avverkningsanmälda skogen: storspov (EN, §4), spillkråka (NT, §4), talltita (NT, §4) och tretåig hackspett (NT, §4).</w:t>
       </w:r>
     </w:p>
     <w:p>
@@ -502,7 +703,7 @@
         <w:rPr>
           <w:i/>
         </w:rPr>
-        <w:t>I det avverkningsanmälda skogsområdet har 5 naturvårdsarter varav 4 rödlistade arter sina livsmiljöer och växtplatser.</w:t>
+        <w:t>I det avverkningsanmälda skogsområdet har 12 naturvårdsarter varav 9 rödlistade arter sina livsmiljöer och växtplatser.</w:t>
       </w:r>
     </w:p>
     <w:p>
@@ -1223,7 +1424,7 @@
     <w:r>
       <w:tab/>
       <w:tab/>
-      <w:t>2026-04-29</w:t>
+      <w:t>2026-04-30</w:t>
       <w:br/>
       <w:br/>
     </w:r>

--- a/klagomål/A 46962-2025 FSC-klagomål.docx
+++ b/klagomål/A 46962-2025 FSC-klagomål.docx
@@ -1424,7 +1424,7 @@
     <w:r>
       <w:tab/>
       <w:tab/>
-      <w:t>2026-04-30</w:t>
+      <w:t>2026-05-01</w:t>
       <w:br/>
       <w:br/>
     </w:r>

--- a/klagomål/A 46962-2025 FSC-klagomål.docx
+++ b/klagomål/A 46962-2025 FSC-klagomål.docx
@@ -1424,7 +1424,7 @@
     <w:r>
       <w:tab/>
       <w:tab/>
-      <w:t>2026-05-01</w:t>
+      <w:t>2026-05-02</w:t>
       <w:br/>
       <w:br/>
     </w:r>

--- a/klagomål/A 46962-2025 FSC-klagomål.docx
+++ b/klagomål/A 46962-2025 FSC-klagomål.docx
@@ -1424,7 +1424,7 @@
     <w:r>
       <w:tab/>
       <w:tab/>
-      <w:t>2026-05-02</w:t>
+      <w:t>2026-05-03</w:t>
       <w:br/>
       <w:br/>
     </w:r>

--- a/klagomål/A 46962-2025 FSC-klagomål.docx
+++ b/klagomål/A 46962-2025 FSC-klagomål.docx
@@ -1424,7 +1424,7 @@
     <w:r>
       <w:tab/>
       <w:tab/>
-      <w:t>2026-05-03</w:t>
+      <w:t>2026-05-04</w:t>
       <w:br/>
       <w:br/>
     </w:r>

--- a/klagomål/A 46962-2025 FSC-klagomål.docx
+++ b/klagomål/A 46962-2025 FSC-klagomål.docx
@@ -1424,7 +1424,7 @@
     <w:r>
       <w:tab/>
       <w:tab/>
-      <w:t>2026-05-04</w:t>
+      <w:t>2026-05-05</w:t>
       <w:br/>
       <w:br/>
     </w:r>

--- a/klagomål/A 46962-2025 FSC-klagomål.docx
+++ b/klagomål/A 46962-2025 FSC-klagomål.docx
@@ -1424,7 +1424,7 @@
     <w:r>
       <w:tab/>
       <w:tab/>
-      <w:t>2026-05-05</w:t>
+      <w:t>2026-05-06</w:t>
       <w:br/>
       <w:br/>
     </w:r>

--- a/klagomål/A 46962-2025 FSC-klagomål.docx
+++ b/klagomål/A 46962-2025 FSC-klagomål.docx
@@ -1424,7 +1424,7 @@
     <w:r>
       <w:tab/>
       <w:tab/>
-      <w:t>2026-05-16</w:t>
+      <w:t>2026-05-17</w:t>
       <w:br/>
       <w:br/>
     </w:r>

--- a/klagomål/A 46962-2025 FSC-klagomål.docx
+++ b/klagomål/A 46962-2025 FSC-klagomål.docx
@@ -1424,7 +1424,7 @@
     <w:r>
       <w:tab/>
       <w:tab/>
-      <w:t>2026-05-17</w:t>
+      <w:t>2026-05-18</w:t>
       <w:br/>
       <w:br/>
     </w:r>

--- a/klagomål/A 46962-2025 FSC-klagomål.docx
+++ b/klagomål/A 46962-2025 FSC-klagomål.docx
@@ -1424,7 +1424,7 @@
     <w:r>
       <w:tab/>
       <w:tab/>
-      <w:t>2026-05-18</w:t>
+      <w:t>2026-05-19</w:t>
       <w:br/>
       <w:br/>
     </w:r>

--- a/klagomål/A 46962-2025 FSC-klagomål.docx
+++ b/klagomål/A 46962-2025 FSC-klagomål.docx
@@ -1424,7 +1424,7 @@
     <w:r>
       <w:tab/>
       <w:tab/>
-      <w:t>2026-05-19</w:t>
+      <w:t>2026-05-20</w:t>
       <w:br/>
       <w:br/>
     </w:r>

--- a/klagomål/A 46962-2025 FSC-klagomål.docx
+++ b/klagomål/A 46962-2025 FSC-klagomål.docx
@@ -1424,7 +1424,7 @@
     <w:r>
       <w:tab/>
       <w:tab/>
-      <w:t>2026-05-20</w:t>
+      <w:t>2026-05-21</w:t>
       <w:br/>
       <w:br/>
     </w:r>

--- a/klagomål/A 46962-2025 FSC-klagomål.docx
+++ b/klagomål/A 46962-2025 FSC-klagomål.docx
@@ -1424,7 +1424,7 @@
     <w:r>
       <w:tab/>
       <w:tab/>
-      <w:t>2026-05-21</w:t>
+      <w:t>2026-05-22</w:t>
       <w:br/>
       <w:br/>
     </w:r>

--- a/klagomål/A 46962-2025 FSC-klagomål.docx
+++ b/klagomål/A 46962-2025 FSC-klagomål.docx
@@ -1424,7 +1424,7 @@
     <w:r>
       <w:tab/>
       <w:tab/>
-      <w:t>2026-05-22</w:t>
+      <w:t>2026-05-23</w:t>
       <w:br/>
       <w:br/>
     </w:r>

--- a/klagomål/A 46962-2025 FSC-klagomål.docx
+++ b/klagomål/A 46962-2025 FSC-klagomål.docx
@@ -1424,7 +1424,7 @@
     <w:r>
       <w:tab/>
       <w:tab/>
-      <w:t>2026-05-23</w:t>
+      <w:t>2026-05-24</w:t>
       <w:br/>
       <w:br/>
     </w:r>

--- a/klagomål/A 46962-2025 FSC-klagomål.docx
+++ b/klagomål/A 46962-2025 FSC-klagomål.docx
@@ -1424,7 +1424,7 @@
     <w:r>
       <w:tab/>
       <w:tab/>
-      <w:t>2026-05-24</w:t>
+      <w:t>2026-05-25</w:t>
       <w:br/>
       <w:br/>
     </w:r>

--- a/klagomål/A 46962-2025 FSC-klagomål.docx
+++ b/klagomål/A 46962-2025 FSC-klagomål.docx
@@ -1424,7 +1424,7 @@
     <w:r>
       <w:tab/>
       <w:tab/>
-      <w:t>2026-05-25</w:t>
+      <w:t>2026-05-26</w:t>
       <w:br/>
       <w:br/>
     </w:r>

--- a/klagomål/A 46962-2025 FSC-klagomål.docx
+++ b/klagomål/A 46962-2025 FSC-klagomål.docx
@@ -1424,7 +1424,7 @@
     <w:r>
       <w:tab/>
       <w:tab/>
-      <w:t>2026-05-26</w:t>
+      <w:t>2026-05-27</w:t>
       <w:br/>
       <w:br/>
     </w:r>

--- a/klagomål/A 46962-2025 FSC-klagomål.docx
+++ b/klagomål/A 46962-2025 FSC-klagomål.docx
@@ -1424,7 +1424,7 @@
     <w:r>
       <w:tab/>
       <w:tab/>
-      <w:t>2026-05-27</w:t>
+      <w:t>2026-05-28</w:t>
       <w:br/>
       <w:br/>
     </w:r>

--- a/klagomål/A 46962-2025 FSC-klagomål.docx
+++ b/klagomål/A 46962-2025 FSC-klagomål.docx
@@ -1424,7 +1424,7 @@
     <w:r>
       <w:tab/>
       <w:tab/>
-      <w:t>2026-05-28</w:t>
+      <w:t>2026-05-29</w:t>
       <w:br/>
       <w:br/>
     </w:r>

--- a/klagomål/A 46962-2025 FSC-klagomål.docx
+++ b/klagomål/A 46962-2025 FSC-klagomål.docx
@@ -1424,7 +1424,7 @@
     <w:r>
       <w:tab/>
       <w:tab/>
-      <w:t>2026-05-29</w:t>
+      <w:t>2026-05-30</w:t>
       <w:br/>
       <w:br/>
     </w:r>

--- a/klagomål/A 46962-2025 FSC-klagomål.docx
+++ b/klagomål/A 46962-2025 FSC-klagomål.docx
@@ -1424,7 +1424,7 @@
     <w:r>
       <w:tab/>
       <w:tab/>
-      <w:t>2026-05-30</w:t>
+      <w:t>2026-05-31</w:t>
       <w:br/>
       <w:br/>
     </w:r>

--- a/klagomål/A 46962-2025 FSC-klagomål.docx
+++ b/klagomål/A 46962-2025 FSC-klagomål.docx
@@ -1424,7 +1424,7 @@
     <w:r>
       <w:tab/>
       <w:tab/>
-      <w:t>2026-05-31</w:t>
+      <w:t>2026-06-01</w:t>
       <w:br/>
       <w:br/>
     </w:r>

--- a/klagomål/A 46962-2025 FSC-klagomål.docx
+++ b/klagomål/A 46962-2025 FSC-klagomål.docx
@@ -1424,7 +1424,7 @@
     <w:r>
       <w:tab/>
       <w:tab/>
-      <w:t>2026-06-01</w:t>
+      <w:t>2026-06-02</w:t>
       <w:br/>
       <w:br/>
     </w:r>

--- a/klagomål/A 46962-2025 FSC-klagomål.docx
+++ b/klagomål/A 46962-2025 FSC-klagomål.docx
@@ -1424,7 +1424,7 @@
     <w:r>
       <w:tab/>
       <w:tab/>
-      <w:t>2026-06-02</w:t>
+      <w:t>2026-06-03</w:t>
       <w:br/>
       <w:br/>
     </w:r>

--- a/klagomål/A 46962-2025 FSC-klagomål.docx
+++ b/klagomål/A 46962-2025 FSC-klagomål.docx
@@ -1424,7 +1424,7 @@
     <w:r>
       <w:tab/>
       <w:tab/>
-      <w:t>2026-06-03</w:t>
+      <w:t>2026-06-04</w:t>
       <w:br/>
       <w:br/>
     </w:r>

--- a/klagomål/A 46962-2025 FSC-klagomål.docx
+++ b/klagomål/A 46962-2025 FSC-klagomål.docx
@@ -1424,7 +1424,7 @@
     <w:r>
       <w:tab/>
       <w:tab/>
-      <w:t>2026-06-04</w:t>
+      <w:t>2026-06-05</w:t>
       <w:br/>
       <w:br/>
     </w:r>

--- a/klagomål/A 46962-2025 FSC-klagomål.docx
+++ b/klagomål/A 46962-2025 FSC-klagomål.docx
@@ -1424,7 +1424,7 @@
     <w:r>
       <w:tab/>
       <w:tab/>
-      <w:t>2026-06-05</w:t>
+      <w:t>2026-06-06</w:t>
       <w:br/>
       <w:br/>
     </w:r>

--- a/klagomål/A 46962-2025 FSC-klagomål.docx
+++ b/klagomål/A 46962-2025 FSC-klagomål.docx
@@ -1424,7 +1424,7 @@
     <w:r>
       <w:tab/>
       <w:tab/>
-      <w:t>2026-06-06</w:t>
+      <w:t>2026-06-07</w:t>
       <w:br/>
       <w:br/>
     </w:r>

--- a/klagomål/A 46962-2025 FSC-klagomål.docx
+++ b/klagomål/A 46962-2025 FSC-klagomål.docx
@@ -1424,7 +1424,7 @@
     <w:r>
       <w:tab/>
       <w:tab/>
-      <w:t>2026-06-07</w:t>
+      <w:t>2026-06-08</w:t>
       <w:br/>
       <w:br/>
     </w:r>

--- a/klagomål/A 46962-2025 FSC-klagomål.docx
+++ b/klagomål/A 46962-2025 FSC-klagomål.docx
@@ -1424,7 +1424,7 @@
     <w:r>
       <w:tab/>
       <w:tab/>
-      <w:t>2026-06-08</w:t>
+      <w:t>2026-06-09</w:t>
       <w:br/>
       <w:br/>
     </w:r>

--- a/klagomål/A 46962-2025 FSC-klagomål.docx
+++ b/klagomål/A 46962-2025 FSC-klagomål.docx
@@ -1424,7 +1424,7 @@
     <w:r>
       <w:tab/>
       <w:tab/>
-      <w:t>2026-06-09</w:t>
+      <w:t>2026-06-10</w:t>
       <w:br/>
       <w:br/>
     </w:r>

--- a/klagomål/A 46962-2025 FSC-klagomål.docx
+++ b/klagomål/A 46962-2025 FSC-klagomål.docx
@@ -1424,7 +1424,7 @@
     <w:r>
       <w:tab/>
       <w:tab/>
-      <w:t>2026-06-10</w:t>
+      <w:t>2026-06-11</w:t>
       <w:br/>
       <w:br/>
     </w:r>

--- a/klagomål/A 46962-2025 FSC-klagomål.docx
+++ b/klagomål/A 46962-2025 FSC-klagomål.docx
@@ -1424,7 +1424,7 @@
     <w:r>
       <w:tab/>
       <w:tab/>
-      <w:t>2026-06-11</w:t>
+      <w:t>2026-06-12</w:t>
       <w:br/>
       <w:br/>
     </w:r>

--- a/klagomål/A 46962-2025 FSC-klagomål.docx
+++ b/klagomål/A 46962-2025 FSC-klagomål.docx
@@ -1424,7 +1424,7 @@
     <w:r>
       <w:tab/>
       <w:tab/>
-      <w:t>2026-06-12</w:t>
+      <w:t>2026-06-13</w:t>
       <w:br/>
       <w:br/>
     </w:r>

--- a/klagomål/A 46962-2025 FSC-klagomål.docx
+++ b/klagomål/A 46962-2025 FSC-klagomål.docx
@@ -1424,7 +1424,7 @@
     <w:r>
       <w:tab/>
       <w:tab/>
-      <w:t>2026-06-13</w:t>
+      <w:t>2026-06-14</w:t>
       <w:br/>
       <w:br/>
     </w:r>

--- a/klagomål/A 46962-2025 FSC-klagomål.docx
+++ b/klagomål/A 46962-2025 FSC-klagomål.docx
@@ -1424,7 +1424,7 @@
     <w:r>
       <w:tab/>
       <w:tab/>
-      <w:t>2026-06-15</w:t>
+      <w:t>2026-06-16</w:t>
       <w:br/>
       <w:br/>
     </w:r>
